--- a/docs/private-case-timeline.docx
+++ b/docs/private-case-timeline.docx
@@ -187,7 +187,7 @@
         <w:pStyle w:val="FirstParagraph"/>
       </w:pPr>
       <w:r>
-        <w:t xml:space="preserve">Runtime requirement: Node 22.13 or newer, matching the PDF parser’s supported engines. The forked parser is launched through a worker path assembled at runtime so the production bundler (Turbopack) does not attempt to resolve the worker as a statically imported module; subprocess isolation, the restricted environment, the memory cap and the time limit are unchanged. For the deployed standalone package to physically contain the forked parser and its lazy dependency closure (</w:t>
+        <w:t xml:space="preserve">Runtime requirement: Node 22.13 or newer, matching the PDF parser’s supported engines. The forked parser is launched through a worker path assembled at runtime so the production bundler (Turbopack) does not attempt to resolve the worker as a statically imported module; subprocess isolation, the restricted environment, the memory cap and the time limit are unchanged. For the deployed standalone package to physically contain the forked parser and its dependency closure (</w:t>
       </w:r>
       <w:r>
         <w:rPr>
@@ -220,7 +220,64 @@
         <w:t xml:space="preserve">mailparser</w:t>
       </w:r>
       <w:r>
-        <w:t xml:space="preserve">),</w:t>
+        <w:t xml:space="preserve">), the worker is pre-bundled into a single self-contained ES module committed at</w:t>
+      </w:r>
+      <w:r>
+        <w:t xml:space="preserve"> </w:t>
+      </w:r>
+      <w:r>
+        <w:rPr>
+          <w:rStyle w:val="VerbatimChar"/>
+        </w:rPr>
+        <w:t xml:space="preserve">public/parser/worker.mjs</w:t>
+      </w:r>
+      <w:r>
+        <w:t xml:space="preserve">, and the launcher forks that file. Because the deploy packaging step unconditionally copies</w:t>
+      </w:r>
+      <w:r>
+        <w:t xml:space="preserve"> </w:t>
+      </w:r>
+      <w:r>
+        <w:rPr>
+          <w:rStyle w:val="VerbatimChar"/>
+        </w:rPr>
+        <w:t xml:space="preserve">public/</w:t>
+      </w:r>
+      <w:r>
+        <w:t xml:space="preserve"> </w:t>
+      </w:r>
+      <w:r>
+        <w:t xml:space="preserve">into the standalone artifact, the worker and its inlined dependencies ship without any file-tracing configuration; the earlier approach of declaring</w:t>
+      </w:r>
+      <w:r>
+        <w:t xml:space="preserve"> </w:t>
+      </w:r>
+      <w:r>
+        <w:rPr>
+          <w:rStyle w:val="VerbatimChar"/>
+        </w:rPr>
+        <w:t xml:space="preserve">serverExternalPackages</w:t>
+      </w:r>
+      <w:r>
+        <w:t xml:space="preserve"> </w:t>
+      </w:r>
+      <w:r>
+        <w:t xml:space="preserve">/</w:t>
+      </w:r>
+      <w:r>
+        <w:t xml:space="preserve"> </w:t>
+      </w:r>
+      <w:r>
+        <w:rPr>
+          <w:rStyle w:val="VerbatimChar"/>
+        </w:rPr>
+        <w:t xml:space="preserve">outputFileTracingIncludes</w:t>
+      </w:r>
+      <w:r>
+        <w:t xml:space="preserve"> </w:t>
+      </w:r>
+      <w:r>
+        <w:t xml:space="preserve">in</w:t>
       </w:r>
       <w:r>
         <w:t xml:space="preserve"> </w:t>
@@ -235,64 +292,7 @@
         <w:t xml:space="preserve"> </w:t>
       </w:r>
       <w:r>
-        <w:t xml:space="preserve">must declare</w:t>
-      </w:r>
-      <w:r>
-        <w:t xml:space="preserve"> </w:t>
-      </w:r>
-      <w:r>
-        <w:rPr>
-          <w:rStyle w:val="VerbatimChar"/>
-        </w:rPr>
-        <w:t xml:space="preserve">serverExternalPackages</w:t>
-      </w:r>
-      <w:r>
-        <w:t xml:space="preserve"> </w:t>
-      </w:r>
-      <w:r>
-        <w:t xml:space="preserve">plus an</w:t>
-      </w:r>
-      <w:r>
-        <w:t xml:space="preserve"> </w:t>
-      </w:r>
-      <w:r>
-        <w:rPr>
-          <w:rStyle w:val="VerbatimChar"/>
-        </w:rPr>
-        <w:t xml:space="preserve">outputFileTracingIncludes</w:t>
-      </w:r>
-      <w:r>
-        <w:t xml:space="preserve"> </w:t>
-      </w:r>
-      <w:r>
-        <w:t xml:space="preserve">entry for</w:t>
-      </w:r>
-      <w:r>
-        <w:t xml:space="preserve"> </w:t>
-      </w:r>
-      <w:r>
-        <w:rPr>
-          <w:rStyle w:val="VerbatimChar"/>
-        </w:rPr>
-        <w:t xml:space="preserve">/api/workspaces/**</w:t>
-      </w:r>
-      <w:r>
-        <w:t xml:space="preserve"> </w:t>
-      </w:r>
-      <w:r>
-        <w:t xml:space="preserve">(computed by</w:t>
-      </w:r>
-      <w:r>
-        <w:t xml:space="preserve"> </w:t>
-      </w:r>
-      <w:r>
-        <w:rPr>
-          <w:rStyle w:val="VerbatimChar"/>
-        </w:rPr>
-        <w:t xml:space="preserve">lib/workspaces/trace-parser.cjs</w:t>
-      </w:r>
-      <w:r>
-        <w:t xml:space="preserve">).</w:t>
+        <w:t xml:space="preserve">is no longer required.</w:t>
       </w:r>
     </w:p>
     <w:p>
@@ -304,7 +304,7 @@
           <w:bCs/>
           <w:b/>
         </w:rPr>
-        <w:t xml:space="preserve">Platform restriction on this configuration.</w:t>
+        <w:t xml:space="preserve">Packaging solution that survives checkpoints.</w:t>
       </w:r>
       <w:r>
         <w:t xml:space="preserve"> </w:t>
@@ -325,7 +325,7 @@
         <w:t xml:space="preserve"> </w:t>
       </w:r>
       <w:r>
-        <w:t xml:space="preserve">is managed: direct edits are rejected and each checkpoint restores the platform-managed file, so the</w:t>
+        <w:t xml:space="preserve">is managed: direct edits are rejected and each checkpoint restores the platform-managed file, so a</w:t>
       </w:r>
       <w:r>
         <w:t xml:space="preserve"> </w:t>
@@ -355,7 +355,49 @@
         <w:t xml:space="preserve"> </w:t>
       </w:r>
       <w:r>
-        <w:t xml:space="preserve">block cannot be persisted through a checkpoint or a deployment from source control. The runtime parser fix in</w:t>
+        <w:t xml:space="preserve">block could not be persisted through a checkpoint or a deployment from source control. The delivered solution removes that dependency entirely.</w:t>
+      </w:r>
+      <w:r>
+        <w:t xml:space="preserve"> </w:t>
+      </w:r>
+      <w:r>
+        <w:rPr>
+          <w:rStyle w:val="VerbatimChar"/>
+        </w:rPr>
+        <w:t xml:space="preserve">scripts/build-parser-worker.mjs</w:t>
+      </w:r>
+      <w:r>
+        <w:t xml:space="preserve"> </w:t>
+      </w:r>
+      <w:r>
+        <w:t xml:space="preserve">bundles the parser worker and its three heavy dependencies into</w:t>
+      </w:r>
+      <w:r>
+        <w:t xml:space="preserve"> </w:t>
+      </w:r>
+      <w:r>
+        <w:rPr>
+          <w:rStyle w:val="VerbatimChar"/>
+        </w:rPr>
+        <w:t xml:space="preserve">public/parser/worker.mjs</w:t>
+      </w:r>
+      <w:r>
+        <w:t xml:space="preserve"> </w:t>
+      </w:r>
+      <w:r>
+        <w:t xml:space="preserve">(regenerate with</w:t>
+      </w:r>
+      <w:r>
+        <w:t xml:space="preserve"> </w:t>
+      </w:r>
+      <w:r>
+        <w:rPr>
+          <w:rStyle w:val="VerbatimChar"/>
+        </w:rPr>
+        <w:t xml:space="preserve">yarn build:worker</w:t>
+      </w:r>
+      <w:r>
+        <w:t xml:space="preserve">), and</w:t>
       </w:r>
       <w:r>
         <w:t xml:space="preserve"> </w:t>
@@ -369,51 +411,151 @@
       <w:r>
         <w:t xml:space="preserve"> </w:t>
       </w:r>
+      <w:r>
+        <w:t xml:space="preserve">forks that committed file. The deploy step already copies</w:t>
+      </w:r>
+      <w:r>
+        <w:t xml:space="preserve"> </w:t>
+      </w:r>
+      <w:r>
+        <w:rPr>
+          <w:rStyle w:val="VerbatimChar"/>
+        </w:rPr>
+        <w:t xml:space="preserve">public/</w:t>
+      </w:r>
+      <w:r>
+        <w:t xml:space="preserve"> </w:t>
+      </w:r>
+      <w:r>
+        <w:t xml:space="preserve">into the standalone package, so the self-contained worker ships regardless of</w:t>
+      </w:r>
+      <w:r>
+        <w:t xml:space="preserve"> </w:t>
+      </w:r>
+      <w:r>
+        <w:rPr>
+          <w:rStyle w:val="VerbatimChar"/>
+        </w:rPr>
+        <w:t xml:space="preserve">next.config.js</w:t>
+      </w:r>
+      <w:r>
+        <w:t xml:space="preserve">. Subprocess isolation, the restricted environment, the memory cap and the time limit are unchanged. The committed bundle is auditable and drift-checked:</w:t>
+      </w:r>
+      <w:r>
+        <w:t xml:space="preserve"> </w:t>
+      </w:r>
+      <w:r>
+        <w:rPr>
+          <w:rStyle w:val="VerbatimChar"/>
+        </w:rPr>
+        <w:t xml:space="preserve">public/parser/worker.LICENSES.txt</w:t>
+      </w:r>
+      <w:r>
+        <w:t xml:space="preserve"> </w:t>
+      </w:r>
+      <w:r>
+        <w:t xml:space="preserve">reproduces the third-party licence notices for every inlined package (esbuild strips inline licence comments, so they are preserved alongside the bundle), and</w:t>
+      </w:r>
+      <w:r>
+        <w:t xml:space="preserve"> </w:t>
+      </w:r>
+      <w:r>
+        <w:rPr>
+          <w:rStyle w:val="VerbatimChar"/>
+        </w:rPr>
+        <w:t xml:space="preserve">yarn check:worker</w:t>
+      </w:r>
+      <w:r>
+        <w:t xml:space="preserve"> </w:t>
+      </w:r>
+      <w:r>
+        <w:t xml:space="preserve">(</w:t>
+      </w:r>
+      <w:r>
+        <w:rPr>
+          <w:rStyle w:val="VerbatimChar"/>
+        </w:rPr>
+        <w:t xml:space="preserve">scripts/check-parser-worker.mjs</w:t>
+      </w:r>
+      <w:r>
+        <w:t xml:space="preserve">) fails if the committed bundle no longer matches its sources or pinned dependencies. The parser child still receives no application secrets, and a scan of the generated bundle confirmed no application secret names or</w:t>
+      </w:r>
+      <w:r>
+        <w:t xml:space="preserve"> </w:t>
+      </w:r>
+      <w:r>
+        <w:rPr>
+          <w:rStyle w:val="VerbatimChar"/>
+        </w:rPr>
+        <w:t xml:space="preserve">.env</w:t>
+      </w:r>
+      <w:r>
+        <w:t xml:space="preserve"> </w:t>
+      </w:r>
+      <w:r>
+        <w:t xml:space="preserve">values are embedded in it.</w:t>
+      </w:r>
+    </w:p>
+    <w:p>
+      <w:pPr>
+        <w:pStyle w:val="BodyText"/>
+      </w:pPr>
       <w:r>
         <w:rPr>
           <w:bCs/>
           <w:b/>
         </w:rPr>
-        <w:t xml:space="preserve">does</w:t>
-      </w:r>
-      <w:r>
-        <w:t xml:space="preserve"> </w:t>
-      </w:r>
-      <w:r>
-        <w:t xml:space="preserve">persist and is sufficient for the production build to compile. The dependency-tracing block was verified to produce a correct, runnable package by reproducing the platform’s exact packaging build in an isolated directory (see below); persisting it in the deployed environment is a release task owned by the platform/deployment owner, and only becomes load-bearing once the private feature is enabled (all private-workspace flags remain disabled).</w:t>
+        <w:t xml:space="preserve">MFA is a release blocker.</w:t>
+      </w:r>
+      <w:r>
+        <w:t xml:space="preserve"> </w:t>
+      </w:r>
+      <w:r>
+        <w:t xml:space="preserve">Existing authentication is email/password only. Neither a workspace membership nor</w:t>
+      </w:r>
+      <w:r>
+        <w:t xml:space="preserve"> </w:t>
+      </w:r>
+      <w:r>
+        <w:rPr>
+          <w:rStyle w:val="VerbatimChar"/>
+        </w:rPr>
+        <w:t xml:space="preserve">PRIVATE_EVIDENCE_RUNTIME_APPROVED</w:t>
+      </w:r>
+      <w:r>
+        <w:t xml:space="preserve"> </w:t>
+      </w:r>
+      <w:r>
+        <w:t xml:space="preserve">constitutes MFA. Before confidential pilot use, configure an approved organisational identity provider with enforced MFA (prefer phishing-resistant passkeys/security keys), controlled account recovery and tested offboarding. Do not invent identity-provider assurance from an email domain or an unchecked client claim. The identity tenant, application registration and deployment route are not available in this checkout; MFA/SSO has not been integrated or activated.</w:t>
       </w:r>
     </w:p>
     <w:p>
       <w:pPr>
         <w:pStyle w:val="BodyText"/>
       </w:pPr>
+      <w:r>
+        <w:t xml:space="preserve">Workspace AND case membership are checked server-side. Owners/reviewers control review; owners separately grant their own exports. Subscription roles are not private-case access. Revoked access blocks originals, search and retained export downloads. Requests are same-origin checked, bounded and no-store. The UI does not persist private case data in browser storage.</w:t>
+      </w:r>
+    </w:p>
+    <w:p>
+      <w:pPr>
+        <w:pStyle w:val="BodyText"/>
+      </w:pPr>
+      <w:r>
+        <w:t xml:space="preserve">Original file bytes and PDF bytes use AES-256-GCM with context-bound authentication.</w:t>
+      </w:r>
+      <w:r>
+        <w:t xml:space="preserve"> </w:t>
+      </w:r>
       <w:r>
         <w:rPr>
           <w:bCs/>
           <w:b/>
         </w:rPr>
-        <w:t xml:space="preserve">MFA is a release blocker.</w:t>
-      </w:r>
-      <w:r>
-        <w:t xml:space="preserve"> </w:t>
-      </w:r>
-      <w:r>
-        <w:t xml:space="preserve">Existing authentication is email/password only. Neither a workspace membership nor</w:t>
-      </w:r>
-      <w:r>
-        <w:t xml:space="preserve"> </w:t>
-      </w:r>
-      <w:r>
-        <w:rPr>
-          <w:rStyle w:val="VerbatimChar"/>
-        </w:rPr>
-        <w:t xml:space="preserve">PRIVATE_EVIDENCE_RUNTIME_APPROVED</w:t>
-      </w:r>
-      <w:r>
-        <w:t xml:space="preserve"> </w:t>
-      </w:r>
-      <w:r>
-        <w:t xml:space="preserve">constitutes MFA. Before confidential pilot use, configure an approved organisational identity provider with enforced MFA (prefer phishing-resistant passkeys/security keys), controlled account recovery and tested offboarding. Do not invent identity-provider assurance from an email domain or an unchecked client claim. The identity tenant, application registration and deployment route are not available in this checkout; MFA/SSO has not been integrated or activated.</w:t>
+        <w:t xml:space="preserve">Extracted passages, metadata, review history and manifest columns are not application-encrypted</w:t>
+      </w:r>
+      <w:r>
+        <w:t xml:space="preserve">: approve database encryption at rest, access control, backups and retention before production. Hold the 32-byte encryption key in the secret manager with a tested recovery plan; key loss makes originals unreadable. Key rotation, retention/deletion tooling and invitation/member-management UI are not delivered.</w:t>
       </w:r>
     </w:p>
     <w:p>
@@ -421,15 +563,37 @@
         <w:pStyle w:val="BodyText"/>
       </w:pPr>
       <w:r>
-        <w:t xml:space="preserve">Workspace AND case membership are checked server-side. Owners/reviewers control review; owners separately grant their own exports. Subscription roles are not private-case access. Revoked access blocks originals, search and retained export downloads. Requests are same-origin checked, bounded and no-store. The UI does not persist private case data in browser storage.</w:t>
-      </w:r>
-    </w:p>
-    <w:p>
-      <w:pPr>
-        <w:pStyle w:val="BodyText"/>
-      </w:pPr>
-      <w:r>
-        <w:t xml:space="preserve">Original file bytes and PDF bytes use AES-256-GCM with context-bound authentication.</w:t>
+        <w:t xml:space="preserve">Imports fail closed unless all three flags in</w:t>
+      </w:r>
+      <w:r>
+        <w:t xml:space="preserve"> </w:t>
+      </w:r>
+      <w:r>
+        <w:rPr>
+          <w:rStyle w:val="VerbatimChar"/>
+        </w:rPr>
+        <w:t xml:space="preserve">.env.example</w:t>
+      </w:r>
+      <w:r>
+        <w:t xml:space="preserve"> </w:t>
+      </w:r>
+      <w:r>
+        <w:t xml:space="preserve">are enabled and the encryption key is configured. The host must install</w:t>
+      </w:r>
+      <w:r>
+        <w:t xml:space="preserve"> </w:t>
+      </w:r>
+      <w:r>
+        <w:rPr>
+          <w:rStyle w:val="VerbatimChar"/>
+        </w:rPr>
+        <w:t xml:space="preserve">clamscan</w:t>
+      </w:r>
+      <w:r>
+        <w:t xml:space="preserve"> </w:t>
+      </w:r>
+      <w:r>
+        <w:t xml:space="preserve">and maintain its signatures. The parser child receives no application secrets and has a 20-second time / 128 MiB V8 heap limit.</w:t>
       </w:r>
       <w:r>
         <w:t xml:space="preserve"> </w:t>
@@ -439,10 +603,13 @@
           <w:bCs/>
           <w:b/>
         </w:rPr>
-        <w:t xml:space="preserve">Extracted passages, metadata, review history and manifest columns are not application-encrypted</w:t>
-      </w:r>
-      <w:r>
-        <w:t xml:space="preserve">: approve database encryption at rest, access control, backups and retention before production. Hold the 32-byte encryption key in the secret manager with a tested recovery plan; key loss makes originals unreadable. Key rotation, retention/deletion tooling and invitation/member-management UI are not delivered.</w:t>
+        <w:t xml:space="preserve">A child process is not a complete sandbox:</w:t>
+      </w:r>
+      <w:r>
+        <w:t xml:space="preserve"> </w:t>
+      </w:r>
+      <w:r>
+        <w:t xml:space="preserve">native memory, host filesystem and network require externally enforced restrictions. The in-process two-job / one-job-per-actor limit is not a distributed quota. Approval must include global request limits, a constrained parser runtime and malicious compressed-input testing.</w:t>
       </w:r>
     </w:p>
     <w:p>
@@ -450,37 +617,241 @@
         <w:pStyle w:val="BodyText"/>
       </w:pPr>
       <w:r>
-        <w:t xml:space="preserve">Imports fail closed unless all three flags in</w:t>
-      </w:r>
-      <w:r>
-        <w:t xml:space="preserve"> </w:t>
-      </w:r>
-      <w:r>
-        <w:rPr>
-          <w:rStyle w:val="VerbatimChar"/>
-        </w:rPr>
-        <w:t xml:space="preserve">.env.example</w:t>
-      </w:r>
-      <w:r>
-        <w:t xml:space="preserve"> </w:t>
-      </w:r>
-      <w:r>
-        <w:t xml:space="preserve">are enabled and the encryption key is configured. The host must install</w:t>
-      </w:r>
-      <w:r>
-        <w:t xml:space="preserve"> </w:t>
-      </w:r>
-      <w:r>
-        <w:rPr>
-          <w:rStyle w:val="VerbatimChar"/>
-        </w:rPr>
-        <w:t xml:space="preserve">clamscan</w:t>
-      </w:r>
-      <w:r>
-        <w:t xml:space="preserve"> </w:t>
-      </w:r>
-      <w:r>
-        <w:t xml:space="preserve">and maintain its signatures. The parser child receives no application secrets and has a 20-second time / 128 MiB V8 heap limit.</w:t>
+        <w:t xml:space="preserve">The global third-party Abacus browser script was removed to prevent private DOM access. The platform-managed instrumentation has a private-workspace suppression; confirm that the deployment preserves it rather than regenerating an exfiltrating hook. The workspace CSP blocks external connections. The legacy external PDF flow stays off by default and is separate from local private case PDFs.</w:t>
+      </w:r>
+    </w:p>
+    <w:bookmarkEnd w:id="23"/>
+    <w:bookmarkStart w:id="24" w:name="validation-and-precise-limits"/>
+    <w:p>
+      <w:pPr>
+        <w:pStyle w:val="Heading2"/>
+      </w:pPr>
+      <w:r>
+        <w:t xml:space="preserve">Validation and precise limits</w:t>
+      </w:r>
+    </w:p>
+    <w:p>
+      <w:pPr>
+        <w:pStyle w:val="FirstParagraph"/>
+      </w:pPr>
+      <w:r>
+        <w:t xml:space="preserve">The build command actually validated for this repair is the platform’s own production build (Turbopack, standalone output) — a Webpack-only build or a working development preview is explicitly treated as insufficient. Run from</w:t>
+      </w:r>
+      <w:r>
+        <w:t xml:space="preserve"> </w:t>
+      </w:r>
+      <w:r>
+        <w:rPr>
+          <w:rStyle w:val="VerbatimChar"/>
+        </w:rPr>
+        <w:t xml:space="preserve">nextjs_space</w:t>
+      </w:r>
+      <w:r>
+        <w:t xml:space="preserve">:</w:t>
+      </w:r>
+    </w:p>
+    <w:p>
+      <w:pPr>
+        <w:pStyle w:val="SourceCode"/>
+      </w:pPr>
+      <w:r>
+        <w:rPr>
+          <w:rStyle w:val="VerbatimChar"/>
+        </w:rPr>
+        <w:t xml:space="preserve">node --import ./node_modules/tsx/dist/loader.mjs --test tests/case-files.test.ts tests/private-workspaces.test.ts tests/workspace-client.test.mjs tests/pdf-job-access.test.mjs</w:t>
+      </w:r>
+      <w:r>
+        <w:br/>
+      </w:r>
+      <w:r>
+        <w:rPr>
+          <w:rStyle w:val="VerbatimChar"/>
+        </w:rPr>
+        <w:t xml:space="preserve">node --import ./node_modules/tsx/dist/loader.mjs --test tests/evidence-*.test.ts tests/place-history.test.ts tests/investigation-coverage.test.ts</w:t>
+      </w:r>
+      <w:r>
+        <w:br/>
+      </w:r>
+      <w:r>
+        <w:rPr>
+          <w:rStyle w:val="VerbatimChar"/>
+        </w:rPr>
+        <w:t xml:space="preserve">node node_modules/typescript/bin/tsc --noEmit --incremental false</w:t>
+      </w:r>
+      <w:r>
+        <w:br/>
+      </w:r>
+      <w:r>
+        <w:rPr>
+          <w:rStyle w:val="VerbatimChar"/>
+        </w:rPr>
+        <w:t xml:space="preserve">node node_modules/prisma/build/index.js validate</w:t>
+      </w:r>
+      <w:r>
+        <w:br/>
+      </w:r>
+      <w:r>
+        <w:rPr>
+          <w:rStyle w:val="VerbatimChar"/>
+        </w:rPr>
+        <w:t xml:space="preserve">NODE_OPTIONS="--max-old-space-size=10240" __NEXT_TEST_MODE= NEXT_DIST_DIR=.build NEXT_OUTPUT_MODE=standalone yarn run build</w:t>
+      </w:r>
+    </w:p>
+    <w:p>
+      <w:pPr>
+        <w:pStyle w:val="FirstParagraph"/>
+      </w:pPr>
+      <w:r>
+        <w:t xml:space="preserve">The production build above is the exact command the platform runs at deploy time. Because the project’s</w:t>
+      </w:r>
+      <w:r>
+        <w:t xml:space="preserve"> </w:t>
+      </w:r>
+      <w:r>
+        <w:rPr>
+          <w:rStyle w:val="VerbatimChar"/>
+        </w:rPr>
+        <w:t xml:space="preserve">node_modules</w:t>
+      </w:r>
+      <w:r>
+        <w:t xml:space="preserve"> </w:t>
+      </w:r>
+      <w:r>
+        <w:t xml:space="preserve">is a symlink into the shared managed store, the standalone build must run where</w:t>
+      </w:r>
+      <w:r>
+        <w:t xml:space="preserve"> </w:t>
+      </w:r>
+      <w:r>
+        <w:rPr>
+          <w:rStyle w:val="VerbatimChar"/>
+        </w:rPr>
+        <w:t xml:space="preserve">node_modules</w:t>
+      </w:r>
+      <w:r>
+        <w:t xml:space="preserve"> </w:t>
+      </w:r>
+      <w:r>
+        <w:t xml:space="preserve">is a real directory inside the tracing root; this is reproduced by copying the managed app directory into an isolated path and rsyncing the working tree over it (mirroring the platform’s packaging step), exactly as the platform does. In that faithful packaging build the production build compiles successfully with zero</w:t>
+      </w:r>
+      <w:r>
+        <w:t xml:space="preserve"> </w:t>
+      </w:r>
+      <w:r>
+        <w:rPr>
+          <w:rStyle w:val="VerbatimChar"/>
+        </w:rPr>
+        <w:t xml:space="preserve">server relative imports</w:t>
+      </w:r>
+      <w:r>
+        <w:t xml:space="preserve"> </w:t>
+      </w:r>
+      <w:r>
+        <w:t xml:space="preserve">/</w:t>
+      </w:r>
+      <w:r>
+        <w:t xml:space="preserve"> </w:t>
+      </w:r>
+      <w:r>
+        <w:rPr>
+          <w:rStyle w:val="VerbatimChar"/>
+        </w:rPr>
+        <w:t xml:space="preserve">Can't resolve .../parser-process.mjs</w:t>
+      </w:r>
+      <w:r>
+        <w:t xml:space="preserve"> </w:t>
+      </w:r>
+      <w:r>
+        <w:t xml:space="preserve">errors; reverting only the worker-launch line to a static literal path reproduces those exact errors, confirming the fix addresses this specific failure. The packaged output was then exercised directly: the forked parser was run from</w:t>
+      </w:r>
+      <w:r>
+        <w:t xml:space="preserve"> </w:t>
+      </w:r>
+      <w:r>
+        <w:rPr>
+          <w:rStyle w:val="VerbatimChar"/>
+        </w:rPr>
+        <w:t xml:space="preserve">.build/standalone/app</w:t>
+      </w:r>
+      <w:r>
+        <w:t xml:space="preserve"> </w:t>
+      </w:r>
+      <w:r>
+        <w:t xml:space="preserve">against synthetic PDF, DOCX, EML, TXT and CSV inputs and all five parsed (</w:t>
+      </w:r>
+      <w:r>
+        <w:rPr>
+          <w:rStyle w:val="VerbatimChar"/>
+        </w:rPr>
+        <w:t xml:space="preserve">status=PARSED</w:t>
+      </w:r>
+      <w:r>
+        <w:t xml:space="preserve">). Making the build error disappear alone is not treated as sufficient.</w:t>
+      </w:r>
+    </w:p>
+    <w:p>
+      <w:pPr>
+        <w:pStyle w:val="BodyText"/>
+      </w:pPr>
+      <w:r>
+        <w:t xml:space="preserve">Self-contained worker verification (current build): after pre-bundling, the faithful packaging build was re-run with</w:t>
+      </w:r>
+      <w:r>
+        <w:t xml:space="preserve"> </w:t>
+      </w:r>
+      <w:r>
+        <w:rPr>
+          <w:rStyle w:val="VerbatimChar"/>
+        </w:rPr>
+        <w:t xml:space="preserve">next.config.js</w:t>
+      </w:r>
+      <w:r>
+        <w:t xml:space="preserve"> </w:t>
+      </w:r>
+      <w:r>
+        <w:t xml:space="preserve">left at the unmodified platform version (no tracing configuration). The production build compiled successfully;</w:t>
+      </w:r>
+      <w:r>
+        <w:t xml:space="preserve"> </w:t>
+      </w:r>
+      <w:r>
+        <w:rPr>
+          <w:rStyle w:val="VerbatimChar"/>
+        </w:rPr>
+        <w:t xml:space="preserve">public/parser/worker.mjs</w:t>
+      </w:r>
+      <w:r>
+        <w:t xml:space="preserve"> </w:t>
+      </w:r>
+      <w:r>
+        <w:t xml:space="preserve">was present under</w:t>
+      </w:r>
+      <w:r>
+        <w:t xml:space="preserve"> </w:t>
+      </w:r>
+      <w:r>
+        <w:rPr>
+          <w:rStyle w:val="VerbatimChar"/>
+        </w:rPr>
+        <w:t xml:space="preserve">.build/standalone/app/public/parser/</w:t>
+      </w:r>
+      <w:r>
+        <w:t xml:space="preserve">; and the standalone</w:t>
+      </w:r>
+      <w:r>
+        <w:t xml:space="preserve"> </w:t>
+      </w:r>
+      <w:r>
+        <w:rPr>
+          <w:rStyle w:val="VerbatimChar"/>
+        </w:rPr>
+        <w:t xml:space="preserve">node_modules</w:t>
+      </w:r>
+      <w:r>
+        <w:t xml:space="preserve"> </w:t>
+      </w:r>
+      <w:r>
+        <w:t xml:space="preserve">did</w:t>
       </w:r>
       <w:r>
         <w:t xml:space="preserve"> </w:t>
@@ -490,196 +861,55 @@
           <w:bCs/>
           <w:b/>
         </w:rPr>
-        <w:t xml:space="preserve">A child process is not a complete sandbox:</w:t>
-      </w:r>
-      <w:r>
-        <w:t xml:space="preserve"> </w:t>
-      </w:r>
-      <w:r>
-        <w:t xml:space="preserve">native memory, host filesystem and network require externally enforced restrictions. The in-process two-job / one-job-per-actor limit is not a distributed quota. Approval must include global request limits, a constrained parser runtime and malicious compressed-input testing.</w:t>
-      </w:r>
-    </w:p>
-    <w:p>
-      <w:pPr>
-        <w:pStyle w:val="BodyText"/>
-      </w:pPr>
-      <w:r>
-        <w:t xml:space="preserve">The global third-party Abacus browser script was removed to prevent private DOM access. The platform-managed instrumentation has a private-workspace suppression; confirm that the deployment preserves it rather than regenerating an exfiltrating hook. The workspace CSP blocks external connections. The legacy external PDF flow stays off by default and is separate from local private case PDFs.</w:t>
-      </w:r>
-    </w:p>
-    <w:bookmarkEnd w:id="23"/>
-    <w:bookmarkStart w:id="24" w:name="validation-and-precise-limits"/>
-    <w:p>
-      <w:pPr>
-        <w:pStyle w:val="Heading2"/>
-      </w:pPr>
-      <w:r>
-        <w:t xml:space="preserve">Validation and precise limits</w:t>
-      </w:r>
-    </w:p>
-    <w:p>
-      <w:pPr>
-        <w:pStyle w:val="FirstParagraph"/>
-      </w:pPr>
-      <w:r>
-        <w:t xml:space="preserve">The build command actually validated for this repair is the platform’s own production build (Turbopack, standalone output) — a Webpack-only build or a working development preview is explicitly treated as insufficient. Run from</w:t>
-      </w:r>
-      <w:r>
-        <w:t xml:space="preserve"> </w:t>
-      </w:r>
-      <w:r>
-        <w:rPr>
-          <w:rStyle w:val="VerbatimChar"/>
-        </w:rPr>
-        <w:t xml:space="preserve">nextjs_space</w:t>
-      </w:r>
-      <w:r>
-        <w:t xml:space="preserve">:</w:t>
-      </w:r>
-    </w:p>
-    <w:p>
-      <w:pPr>
-        <w:pStyle w:val="SourceCode"/>
-      </w:pPr>
-      <w:r>
-        <w:rPr>
-          <w:rStyle w:val="VerbatimChar"/>
-        </w:rPr>
-        <w:t xml:space="preserve">node --import ./node_modules/tsx/dist/loader.mjs --test tests/case-files.test.ts tests/private-workspaces.test.ts tests/workspace-client.test.mjs tests/pdf-job-access.test.mjs</w:t>
-      </w:r>
-      <w:r>
-        <w:br/>
-      </w:r>
-      <w:r>
-        <w:rPr>
-          <w:rStyle w:val="VerbatimChar"/>
-        </w:rPr>
-        <w:t xml:space="preserve">node --import ./node_modules/tsx/dist/loader.mjs --test tests/evidence-*.test.ts tests/place-history.test.ts tests/investigation-coverage.test.ts</w:t>
-      </w:r>
-      <w:r>
-        <w:br/>
-      </w:r>
-      <w:r>
-        <w:rPr>
-          <w:rStyle w:val="VerbatimChar"/>
-        </w:rPr>
-        <w:t xml:space="preserve">node node_modules/typescript/bin/tsc --noEmit --incremental false</w:t>
-      </w:r>
-      <w:r>
-        <w:br/>
-      </w:r>
-      <w:r>
-        <w:rPr>
-          <w:rStyle w:val="VerbatimChar"/>
-        </w:rPr>
-        <w:t xml:space="preserve">node node_modules/prisma/build/index.js validate</w:t>
-      </w:r>
-      <w:r>
-        <w:br/>
-      </w:r>
-      <w:r>
-        <w:rPr>
-          <w:rStyle w:val="VerbatimChar"/>
-        </w:rPr>
-        <w:t xml:space="preserve">NODE_OPTIONS="--max-old-space-size=10240" __NEXT_TEST_MODE= NEXT_DIST_DIR=.build NEXT_OUTPUT_MODE=standalone yarn run build</w:t>
-      </w:r>
-    </w:p>
-    <w:p>
-      <w:pPr>
-        <w:pStyle w:val="FirstParagraph"/>
-      </w:pPr>
-      <w:r>
-        <w:t xml:space="preserve">The production build above is the exact command the platform runs at deploy time. Because the project’s</w:t>
-      </w:r>
-      <w:r>
-        <w:t xml:space="preserve"> </w:t>
-      </w:r>
-      <w:r>
-        <w:rPr>
-          <w:rStyle w:val="VerbatimChar"/>
-        </w:rPr>
-        <w:t xml:space="preserve">node_modules</w:t>
-      </w:r>
-      <w:r>
-        <w:t xml:space="preserve"> </w:t>
-      </w:r>
-      <w:r>
-        <w:t xml:space="preserve">is a symlink into the shared managed store, the standalone build must run where</w:t>
-      </w:r>
-      <w:r>
-        <w:t xml:space="preserve"> </w:t>
-      </w:r>
-      <w:r>
-        <w:rPr>
-          <w:rStyle w:val="VerbatimChar"/>
-        </w:rPr>
-        <w:t xml:space="preserve">node_modules</w:t>
-      </w:r>
-      <w:r>
-        <w:t xml:space="preserve"> </w:t>
-      </w:r>
-      <w:r>
-        <w:t xml:space="preserve">is a real directory inside the tracing root; this is reproduced by copying the managed app directory into an isolated path and rsyncing the working tree over it (mirroring the platform’s packaging step), exactly as the platform does. In that faithful packaging build the production build compiles successfully with zero</w:t>
-      </w:r>
-      <w:r>
-        <w:t xml:space="preserve"> </w:t>
-      </w:r>
-      <w:r>
-        <w:rPr>
-          <w:rStyle w:val="VerbatimChar"/>
-        </w:rPr>
-        <w:t xml:space="preserve">server relative imports</w:t>
-      </w:r>
-      <w:r>
-        <w:t xml:space="preserve"> </w:t>
-      </w:r>
-      <w:r>
-        <w:t xml:space="preserve">/</w:t>
-      </w:r>
-      <w:r>
-        <w:t xml:space="preserve"> </w:t>
-      </w:r>
-      <w:r>
-        <w:rPr>
-          <w:rStyle w:val="VerbatimChar"/>
-        </w:rPr>
-        <w:t xml:space="preserve">Can't resolve .../parser-process.mjs</w:t>
-      </w:r>
-      <w:r>
-        <w:t xml:space="preserve"> </w:t>
-      </w:r>
-      <w:r>
-        <w:t xml:space="preserve">errors; reverting only the worker-launch line to a static literal path reproduces those exact errors, confirming the fix addresses this specific failure. The packaged output was then exercised directly: the forked</w:t>
-      </w:r>
-      <w:r>
-        <w:t xml:space="preserve"> </w:t>
-      </w:r>
-      <w:r>
-        <w:rPr>
-          <w:rStyle w:val="VerbatimChar"/>
-        </w:rPr>
-        <w:t xml:space="preserve">parser-process.mjs</w:t>
-      </w:r>
-      <w:r>
-        <w:t xml:space="preserve"> </w:t>
-      </w:r>
-      <w:r>
-        <w:t xml:space="preserve">was run from</w:t>
-      </w:r>
-      <w:r>
-        <w:t xml:space="preserve"> </w:t>
-      </w:r>
-      <w:r>
-        <w:rPr>
-          <w:rStyle w:val="VerbatimChar"/>
-        </w:rPr>
-        <w:t xml:space="preserve">.build/standalone/app</w:t>
-      </w:r>
-      <w:r>
-        <w:t xml:space="preserve"> </w:t>
-      </w:r>
-      <w:r>
-        <w:t xml:space="preserve">against synthetic PDF, DOCX, EML, TXT and CSV inputs and all five parsed (</w:t>
+        <w:t xml:space="preserve">not</w:t>
+      </w:r>
+      <w:r>
+        <w:t xml:space="preserve"> </w:t>
+      </w:r>
+      <w:r>
+        <w:t xml:space="preserve">contain</w:t>
+      </w:r>
+      <w:r>
+        <w:t xml:space="preserve"> </w:t>
+      </w:r>
+      <w:r>
+        <w:rPr>
+          <w:rStyle w:val="VerbatimChar"/>
+        </w:rPr>
+        <w:t xml:space="preserve">pdfjs-dist</w:t>
+      </w:r>
+      <w:r>
+        <w:t xml:space="preserve">,</w:t>
+      </w:r>
+      <w:r>
+        <w:t xml:space="preserve"> </w:t>
+      </w:r>
+      <w:r>
+        <w:rPr>
+          <w:rStyle w:val="VerbatimChar"/>
+        </w:rPr>
+        <w:t xml:space="preserve">mammoth</w:t>
+      </w:r>
+      <w:r>
+        <w:t xml:space="preserve"> </w:t>
+      </w:r>
+      <w:r>
+        <w:t xml:space="preserve">or</w:t>
+      </w:r>
+      <w:r>
+        <w:t xml:space="preserve"> </w:t>
+      </w:r>
+      <w:r>
+        <w:rPr>
+          <w:rStyle w:val="VerbatimChar"/>
+        </w:rPr>
+        <w:t xml:space="preserve">mailparser</w:t>
+      </w:r>
+      <w:r>
+        <w:t xml:space="preserve"> </w:t>
+      </w:r>
+      <w:r>
+        <w:t xml:space="preserve">— confirming the worker is genuinely self-contained rather than relying on traced dependencies. The committed bundle was forked directly under the restricted subprocess environment against synthetic PDF, DOCX, EML, TXT and CSV inputs and all five parsed (</w:t>
       </w:r>
       <w:r>
         <w:rPr>
@@ -688,7 +918,79 @@
         <w:t xml:space="preserve">status=PARSED</w:t>
       </w:r>
       <w:r>
-        <w:t xml:space="preserve">) using only the dependencies traced into the package. Making the build error disappear alone is not treated as sufficient.</w:t>
+        <w:t xml:space="preserve">). The bundle also survives the platform checkpoint cycle.</w:t>
+      </w:r>
+      <w:r>
+        <w:t xml:space="preserve"> </w:t>
+      </w:r>
+      <w:r>
+        <w:rPr>
+          <w:rStyle w:val="VerbatimChar"/>
+        </w:rPr>
+        <w:t xml:space="preserve">yarn check:worker</w:t>
+      </w:r>
+      <w:r>
+        <w:t xml:space="preserve"> </w:t>
+      </w:r>
+      <w:r>
+        <w:t xml:space="preserve">re-bundles in memory and confirms the committed artifact is byte-identical to a fresh build from the pinned sources and dependencies (esbuild 0.28.2;</w:t>
+      </w:r>
+      <w:r>
+        <w:t xml:space="preserve"> </w:t>
+      </w:r>
+      <w:r>
+        <w:rPr>
+          <w:rStyle w:val="VerbatimChar"/>
+        </w:rPr>
+        <w:t xml:space="preserve">pdfjs-dist</w:t>
+      </w:r>
+      <w:r>
+        <w:t xml:space="preserve"> </w:t>
+      </w:r>
+      <w:r>
+        <w:t xml:space="preserve">6.3.289,</w:t>
+      </w:r>
+      <w:r>
+        <w:t xml:space="preserve"> </w:t>
+      </w:r>
+      <w:r>
+        <w:rPr>
+          <w:rStyle w:val="VerbatimChar"/>
+        </w:rPr>
+        <w:t xml:space="preserve">mammoth</w:t>
+      </w:r>
+      <w:r>
+        <w:t xml:space="preserve"> </w:t>
+      </w:r>
+      <w:r>
+        <w:t xml:space="preserve">1.12.2,</w:t>
+      </w:r>
+      <w:r>
+        <w:t xml:space="preserve"> </w:t>
+      </w:r>
+      <w:r>
+        <w:rPr>
+          <w:rStyle w:val="VerbatimChar"/>
+        </w:rPr>
+        <w:t xml:space="preserve">mailparser</w:t>
+      </w:r>
+      <w:r>
+        <w:t xml:space="preserve"> </w:t>
+      </w:r>
+      <w:r>
+        <w:t xml:space="preserve">3.9.23), and cross-checks the hashes recorded in</w:t>
+      </w:r>
+      <w:r>
+        <w:t xml:space="preserve"> </w:t>
+      </w:r>
+      <w:r>
+        <w:rPr>
+          <w:rStyle w:val="VerbatimChar"/>
+        </w:rPr>
+        <w:t xml:space="preserve">public/parser/worker.manifest.json</w:t>
+      </w:r>
+      <w:r>
+        <w:t xml:space="preserve">.</w:t>
       </w:r>
     </w:p>
     <w:p>
@@ -975,94 +1277,58 @@
               <w:jc w:val="left"/>
             </w:pPr>
             <w:r>
-              <w:t xml:space="preserve">Persist parser dependency-tracing config (</w:t>
+              <w:t xml:space="preserve">Ship the parser and its dependency closure in the deployed package</w:t>
+            </w:r>
+          </w:p>
+        </w:tc>
+        <w:tc>
+          <w:tcPr/>
+          <w:p>
+            <w:pPr>
+              <w:pStyle w:val="Compact"/>
+              <w:jc w:val="left"/>
+            </w:pPr>
+            <w:r>
+              <w:t xml:space="preserve">Repaired build issue (RESOLVED)</w:t>
+            </w:r>
+          </w:p>
+        </w:tc>
+        <w:tc>
+          <w:tcPr/>
+          <w:p>
+            <w:pPr>
+              <w:pStyle w:val="Compact"/>
+              <w:jc w:val="left"/>
+            </w:pPr>
+            <w:r>
+              <w:t xml:space="preserve">This repair</w:t>
+            </w:r>
+          </w:p>
+        </w:tc>
+        <w:tc>
+          <w:tcPr/>
+          <w:p>
+            <w:pPr>
+              <w:pStyle w:val="Compact"/>
+              <w:jc w:val="left"/>
+            </w:pPr>
+            <w:r>
+              <w:t xml:space="preserve">RESOLVED: the worker is pre-bundled into the committed</w:t>
+            </w:r>
+            <w:r>
+              <w:t xml:space="preserve"> </w:t>
             </w:r>
             <w:r>
               <w:rPr>
                 <w:rStyle w:val="VerbatimChar"/>
               </w:rPr>
-              <w:t xml:space="preserve">serverExternalPackages</w:t>
-            </w:r>
-            <w:r>
-              <w:t xml:space="preserve"> </w:t>
-            </w:r>
-            <w:r>
-              <w:t xml:space="preserve">/</w:t>
-            </w:r>
-            <w:r>
-              <w:t xml:space="preserve"> </w:t>
-            </w:r>
-            <w:r>
-              <w:rPr>
-                <w:rStyle w:val="VerbatimChar"/>
-              </w:rPr>
-              <w:t xml:space="preserve">outputFileTracingIncludes</w:t>
-            </w:r>
-            <w:r>
-              <w:t xml:space="preserve">) in the deployed package</w:t>
-            </w:r>
-          </w:p>
-        </w:tc>
-        <w:tc>
-          <w:tcPr/>
-          <w:p>
-            <w:pPr>
-              <w:pStyle w:val="Compact"/>
-              <w:jc w:val="left"/>
-            </w:pPr>
-            <w:r>
-              <w:t xml:space="preserve">Deployment/config (platform-managed)</w:t>
-            </w:r>
-          </w:p>
-        </w:tc>
-        <w:tc>
-          <w:tcPr/>
-          <w:p>
-            <w:pPr>
-              <w:pStyle w:val="Compact"/>
-              <w:jc w:val="left"/>
-            </w:pPr>
-            <w:r>
-              <w:t xml:space="preserve">Platform / deployment owner</w:t>
-            </w:r>
-          </w:p>
-        </w:tc>
-        <w:tc>
-          <w:tcPr/>
-          <w:p>
-            <w:pPr>
-              <w:pStyle w:val="Compact"/>
-              <w:jc w:val="left"/>
-            </w:pPr>
-            <w:r>
-              <w:t xml:space="preserve">Confirm the deployed standalone package contains</w:t>
-            </w:r>
-            <w:r>
-              <w:t xml:space="preserve"> </w:t>
-            </w:r>
-            <w:r>
-              <w:rPr>
-                <w:rStyle w:val="VerbatimChar"/>
-              </w:rPr>
-              <w:t xml:space="preserve">parser-process.mjs</w:t>
-            </w:r>
-            <w:r>
-              <w:t xml:space="preserve">,</w:t>
-            </w:r>
-            <w:r>
-              <w:t xml:space="preserve"> </w:t>
-            </w:r>
-            <w:r>
-              <w:rPr>
-                <w:rStyle w:val="VerbatimChar"/>
-              </w:rPr>
-              <w:t xml:space="preserve">parse-file.mjs</w:t>
-            </w:r>
-            <w:r>
-              <w:t xml:space="preserve"> </w:t>
-            </w:r>
-            <w:r>
-              <w:t xml:space="preserve">and the</w:t>
+              <w:t xml:space="preserve">public/parser/worker.mjs</w:t>
+            </w:r>
+            <w:r>
+              <w:t xml:space="preserve"> </w:t>
+            </w:r>
+            <w:r>
+              <w:t xml:space="preserve">(self-contained,</w:t>
             </w:r>
             <w:r>
               <w:t xml:space="preserve"> </w:t>
@@ -1107,7 +1373,22 @@
               <w:t xml:space="preserve"> </w:t>
             </w:r>
             <w:r>
-              <w:t xml:space="preserve">closure, given</w:t>
+              <w:t xml:space="preserve">inlined) and forked at runtime; the deploy step copies</w:t>
+            </w:r>
+            <w:r>
+              <w:t xml:space="preserve"> </w:t>
+            </w:r>
+            <w:r>
+              <w:rPr>
+                <w:rStyle w:val="VerbatimChar"/>
+              </w:rPr>
+              <w:t xml:space="preserve">public/</w:t>
+            </w:r>
+            <w:r>
+              <w:t xml:space="preserve"> </w:t>
+            </w:r>
+            <w:r>
+              <w:t xml:space="preserve">into the standalone package, so no</w:t>
             </w:r>
             <w:r>
               <w:t xml:space="preserve"> </w:t>
@@ -1122,7 +1403,94 @@
               <w:t xml:space="preserve"> </w:t>
             </w:r>
             <w:r>
-              <w:t xml:space="preserve">is platform-managed and reset on checkpoint; verified locally via faithful packaging reproduction but not yet persistable from source</w:t>
+              <w:t xml:space="preserve">file-tracing config is required. Verified: faithful packaging build compiles with the unmodified platform</w:t>
+            </w:r>
+            <w:r>
+              <w:t xml:space="preserve"> </w:t>
+            </w:r>
+            <w:r>
+              <w:rPr>
+                <w:rStyle w:val="VerbatimChar"/>
+              </w:rPr>
+              <w:t xml:space="preserve">next.config.js</w:t>
+            </w:r>
+            <w:r>
+              <w:t xml:space="preserve">;</w:t>
+            </w:r>
+            <w:r>
+              <w:t xml:space="preserve"> </w:t>
+            </w:r>
+            <w:r>
+              <w:rPr>
+                <w:rStyle w:val="VerbatimChar"/>
+              </w:rPr>
+              <w:t xml:space="preserve">worker.mjs</w:t>
+            </w:r>
+            <w:r>
+              <w:t xml:space="preserve"> </w:t>
+            </w:r>
+            <w:r>
+              <w:t xml:space="preserve">present in</w:t>
+            </w:r>
+            <w:r>
+              <w:t xml:space="preserve"> </w:t>
+            </w:r>
+            <w:r>
+              <w:rPr>
+                <w:rStyle w:val="VerbatimChar"/>
+              </w:rPr>
+              <w:t xml:space="preserve">.build/standalone/app/public/parser/</w:t>
+            </w:r>
+            <w:r>
+              <w:t xml:space="preserve"> </w:t>
+            </w:r>
+            <w:r>
+              <w:t xml:space="preserve">while standalone</w:t>
+            </w:r>
+            <w:r>
+              <w:t xml:space="preserve"> </w:t>
+            </w:r>
+            <w:r>
+              <w:rPr>
+                <w:rStyle w:val="VerbatimChar"/>
+              </w:rPr>
+              <w:t xml:space="preserve">node_modules</w:t>
+            </w:r>
+            <w:r>
+              <w:t xml:space="preserve"> </w:t>
+            </w:r>
+            <w:r>
+              <w:t xml:space="preserve">lacks the three deps; committed bundle forks and parses synthetic PDF/DOCX/EML/TXT/CSV;</w:t>
+            </w:r>
+            <w:r>
+              <w:t xml:space="preserve"> </w:t>
+            </w:r>
+            <w:r>
+              <w:rPr>
+                <w:rStyle w:val="VerbatimChar"/>
+              </w:rPr>
+              <w:t xml:space="preserve">yarn check:worker</w:t>
+            </w:r>
+            <w:r>
+              <w:t xml:space="preserve"> </w:t>
+            </w:r>
+            <w:r>
+              <w:t xml:space="preserve">confirms a byte-identical rebuild;</w:t>
+            </w:r>
+            <w:r>
+              <w:t xml:space="preserve"> </w:t>
+            </w:r>
+            <w:r>
+              <w:rPr>
+                <w:rStyle w:val="VerbatimChar"/>
+              </w:rPr>
+              <w:t xml:space="preserve">worker.LICENSES.txt</w:t>
+            </w:r>
+            <w:r>
+              <w:t xml:space="preserve"> </w:t>
+            </w:r>
+            <w:r>
+              <w:t xml:space="preserve">preserves third-party notices</w:t>
             </w:r>
           </w:p>
         </w:tc>
